--- a/Micheal Peters Main resume/Micheal_Peters_CV.docx
+++ b/Micheal Peters Main resume/Micheal_Peters_CV.docx
@@ -2,2759 +2,15 @@
 <file path=word/document.xml><?xml version="1.0" encoding="utf-8"?>
 <w:document xmlns:wpc="http://schemas.microsoft.com/office/word/2010/wordprocessingCanvas" xmlns:cx="http://schemas.microsoft.com/office/drawing/2014/chartex" xmlns:cx1="http://schemas.microsoft.com/office/drawing/2015/9/8/chartex" xmlns:cx2="http://schemas.microsoft.com/office/drawing/2015/10/21/chartex" xmlns:cx3="http://schemas.microsoft.com/office/drawing/2016/5/9/chartex" xmlns:cx4="http://schemas.microsoft.com/office/drawing/2016/5/10/chartex" xmlns:cx5="http://schemas.microsoft.com/office/drawing/2016/5/11/chartex" xmlns:cx6="http://schemas.microsoft.com/office/drawing/2016/5/12/chartex" xmlns:cx7="http://schemas.microsoft.com/office/drawing/2016/5/13/chartex" xmlns:cx8="http://schemas.microsoft.com/office/drawing/2016/5/14/chartex" xmlns:mc="http://schemas.openxmlformats.org/markup-compatibility/2006" xmlns:aink="http://schemas.microsoft.com/office/drawing/2016/ink" xmlns:am3d="http://schemas.microsoft.com/office/drawing/2017/model3d" xmlns:o="urn:schemas-microsoft-com:office:office" xmlns:oel="http://schemas.microsoft.com/office/2019/extlst" xmlns:r="http://schemas.openxmlformats.org/officeDocument/2006/relationships" xmlns:m="http://schemas.openxmlformats.org/officeDocument/2006/math" xmlns:v="urn:schemas-microsoft-com:vml" xmlns:wp14="http://schemas.microsoft.com/office/word/2010/wordprocessingDrawing" xmlns:wp="http://schemas.openxmlformats.org/drawingml/2006/wordprocessingDrawing" xmlns:w10="urn:schemas-microsoft-com:office:word" xmlns:w="http://schemas.openxmlformats.org/wordprocessingml/2006/main" xmlns:w14="http://schemas.microsoft.com/office/word/2010/wordml" xmlns:w15="http://schemas.microsoft.com/office/word/2012/wordml" xmlns:w16cex="http://schemas.microsoft.com/office/word/2018/wordml/cex" xmlns:w16cid="http://schemas.microsoft.com/office/word/2016/wordml/cid" xmlns:w16="http://schemas.microsoft.com/office/word/2018/wordml" xmlns:w16du="http://schemas.microsoft.com/office/word/2023/wordml/word16du" xmlns:w16sdtdh="http://schemas.microsoft.com/office/word/2020/wordml/sdtdatahash" xmlns:w16sdtfl="http://schemas.microsoft.com/office/word/2024/wordml/sdtformatlock" xmlns:w16se="http://schemas.microsoft.com/office/word/2015/wordml/symex" xmlns:wpg="http://schemas.microsoft.com/office/word/2010/wordprocessingGroup" xmlns:wpi="http://schemas.microsoft.com/office/word/2010/wordprocessingInk" xmlns:wne="http://schemas.microsoft.com/office/word/2006/wordml" xmlns:wps="http://schemas.microsoft.com/office/word/2010/wordprocessingShape" mc:Ignorable="w14 w15 w16se w16cid w16 w16cex w16sdtdh w16sdtfl w16du wp14">
   <w:body>
-    <w:p>
-      <w:pPr>
-        <w:rPr>
-          <w:b/>
-          <w:bCs/>
-        </w:rPr>
-      </w:pPr>
-      <w:r>
-        <w:rPr>
-          <w:b/>
-          <w:bCs/>
-        </w:rPr>
-        <w:t>.</w:t>
-      </w:r>
-    </w:p>
-    <w:p>
-      <w:pPr>
-        <w:rPr>
-          <w:b/>
-          <w:bCs/>
-        </w:rPr>
-      </w:pPr>
-      <w:r>
-        <w:rPr>
-          <w:b/>
-          <w:bCs/>
-        </w:rPr>
-        <w:pict w14:anchorId="46D4F207">
-          <v:rect id="_x0000_i1091" style="width:0;height:1.5pt" o:hralign="center" o:hrstd="t" o:hr="t" fillcolor="#a0a0a0" stroked="f"/>
-        </w:pict>
-      </w:r>
-    </w:p>
-    <w:p>
-      <w:pPr>
-        <w:rPr>
-          <w:b/>
-          <w:bCs/>
-        </w:rPr>
-      </w:pPr>
-      <w:r>
-        <w:rPr>
-          <w:b/>
-          <w:bCs/>
-        </w:rPr>
-        <w:t>MICHEAL PETERS OLATUNDE</w:t>
-      </w:r>
-    </w:p>
-    <w:p>
-      <w:pPr>
-        <w:rPr>
-          <w:b/>
-          <w:bCs/>
-        </w:rPr>
-      </w:pPr>
-      <w:r>
-        <w:rPr>
-          <w:b/>
-          <w:bCs/>
-        </w:rPr>
-        <w:t>08146399129 | mmpeters626@gmail.com | [LinkedIn Link] | [Portfolio/</w:t>
-      </w:r>
-      <w:proofErr w:type="spellStart"/>
-      <w:r>
-        <w:rPr>
-          <w:b/>
-          <w:bCs/>
-        </w:rPr>
-        <w:t>Streamlit</w:t>
-      </w:r>
-      <w:proofErr w:type="spellEnd"/>
-      <w:r>
-        <w:rPr>
-          <w:b/>
-          <w:bCs/>
-        </w:rPr>
-        <w:t xml:space="preserve"> Link] | [GitHub Link]</w:t>
-      </w:r>
-    </w:p>
-    <w:p>
-      <w:pPr>
-        <w:rPr>
-          <w:b/>
-          <w:bCs/>
-        </w:rPr>
-      </w:pPr>
-      <w:r>
-        <w:rPr>
-          <w:b/>
-          <w:bCs/>
-        </w:rPr>
-        <w:t>RESEARCH INTERESTS</w:t>
-      </w:r>
-    </w:p>
-    <w:p>
-      <w:pPr>
-        <w:rPr>
-          <w:b/>
-          <w:bCs/>
-        </w:rPr>
-      </w:pPr>
-      <w:r>
-        <w:rPr>
-          <w:b/>
-          <w:bCs/>
-        </w:rPr>
-        <w:t>Applied Machine Learning, Predictive Analytics, Explainable AI (XAI), and Algorithmic Transparency. Focusing on bridging the gap between high-performance modeling and human-centric interpretability.</w:t>
-      </w:r>
-    </w:p>
-    <w:p>
-      <w:pPr>
-        <w:rPr>
-          <w:b/>
-          <w:bCs/>
-        </w:rPr>
-      </w:pPr>
-      <w:r>
-        <w:rPr>
-          <w:b/>
-          <w:bCs/>
-        </w:rPr>
-        <w:pict w14:anchorId="7255E390">
-          <v:rect id="_x0000_i1092" style="width:0;height:1.5pt" o:hralign="center" o:hrstd="t" o:hr="t" fillcolor="#a0a0a0" stroked="f"/>
-        </w:pict>
-      </w:r>
-    </w:p>
-    <w:p>
-      <w:pPr>
-        <w:rPr>
-          <w:b/>
-          <w:bCs/>
-        </w:rPr>
-      </w:pPr>
-      <w:r>
-        <w:rPr>
-          <w:b/>
-          <w:bCs/>
-        </w:rPr>
-        <w:t>EDUCATION</w:t>
-      </w:r>
-    </w:p>
-    <w:p>
-      <w:pPr>
-        <w:rPr>
-          <w:b/>
-          <w:bCs/>
-        </w:rPr>
-      </w:pPr>
-      <w:r>
-        <w:rPr>
-          <w:b/>
-          <w:bCs/>
-        </w:rPr>
-        <w:t>Bachelor of Technology Education | [Your University Name] | Expected July 2026</w:t>
-      </w:r>
-    </w:p>
-    <w:p>
-      <w:pPr>
-        <w:numPr>
-          <w:ilvl w:val="0"/>
-          <w:numId w:val="8"/>
-        </w:numPr>
-        <w:rPr>
-          <w:b/>
-          <w:bCs/>
-        </w:rPr>
-      </w:pPr>
-      <w:r>
-        <w:rPr>
-          <w:b/>
-          <w:bCs/>
-        </w:rPr>
-        <w:t>Current Cumulative GPA: [Insert GPA]</w:t>
-      </w:r>
-    </w:p>
-    <w:p>
-      <w:pPr>
-        <w:numPr>
-          <w:ilvl w:val="0"/>
-          <w:numId w:val="8"/>
-        </w:numPr>
-        <w:rPr>
-          <w:b/>
-          <w:bCs/>
-        </w:rPr>
-      </w:pPr>
-      <w:r>
-        <w:rPr>
-          <w:b/>
-          <w:bCs/>
-        </w:rPr>
-        <w:t>Quantitative Coursework:</w:t>
-      </w:r>
-    </w:p>
-    <w:p>
-      <w:pPr>
-        <w:numPr>
-          <w:ilvl w:val="1"/>
-          <w:numId w:val="8"/>
-        </w:numPr>
-        <w:rPr>
-          <w:b/>
-          <w:bCs/>
-        </w:rPr>
-      </w:pPr>
-      <w:r>
-        <w:rPr>
-          <w:b/>
-          <w:bCs/>
-        </w:rPr>
-        <w:t>Engineering Mathematics I &amp; II: [Grade]</w:t>
-      </w:r>
-    </w:p>
-    <w:p>
-      <w:pPr>
-        <w:numPr>
-          <w:ilvl w:val="1"/>
-          <w:numId w:val="8"/>
-        </w:numPr>
-        <w:rPr>
-          <w:b/>
-          <w:bCs/>
-        </w:rPr>
-      </w:pPr>
-      <w:r>
-        <w:rPr>
-          <w:b/>
-          <w:bCs/>
-        </w:rPr>
-        <w:t>Statistical Methods: [Grade]</w:t>
-      </w:r>
-    </w:p>
-    <w:p>
-      <w:pPr>
-        <w:numPr>
-          <w:ilvl w:val="1"/>
-          <w:numId w:val="8"/>
-        </w:numPr>
-        <w:rPr>
-          <w:b/>
-          <w:bCs/>
-        </w:rPr>
-      </w:pPr>
-      <w:r>
-        <w:rPr>
-          <w:b/>
-          <w:bCs/>
-        </w:rPr>
-        <w:t>Numerical Analysis: [Grade]</w:t>
-      </w:r>
-    </w:p>
-    <w:p>
-      <w:pPr>
-        <w:numPr>
-          <w:ilvl w:val="1"/>
-          <w:numId w:val="8"/>
-        </w:numPr>
-        <w:rPr>
-          <w:b/>
-          <w:bCs/>
-        </w:rPr>
-      </w:pPr>
-      <w:r>
-        <w:rPr>
-          <w:b/>
-          <w:bCs/>
-          <w:i/>
-          <w:iCs/>
-        </w:rPr>
-        <w:t>Focus: Built a rigorous mathematical foundation for data modeling and statistical inference.</w:t>
-      </w:r>
-    </w:p>
-    <w:p>
-      <w:pPr>
-        <w:rPr>
-          <w:b/>
-          <w:bCs/>
-        </w:rPr>
-      </w:pPr>
-      <w:r>
-        <w:rPr>
-          <w:b/>
-          <w:bCs/>
-        </w:rPr>
-        <w:pict w14:anchorId="6407F02A">
-          <v:rect id="_x0000_i1093" style="width:0;height:1.5pt" o:hralign="center" o:hrstd="t" o:hr="t" fillcolor="#a0a0a0" stroked="f"/>
-        </w:pict>
-      </w:r>
-    </w:p>
-    <w:p>
-      <w:pPr>
-        <w:rPr>
-          <w:b/>
-          <w:bCs/>
-        </w:rPr>
-      </w:pPr>
-      <w:r>
-        <w:rPr>
-          <w:b/>
-          <w:bCs/>
-        </w:rPr>
-        <w:t>TECHNICAL SKILLS</w:t>
-      </w:r>
-    </w:p>
-    <w:p>
-      <w:pPr>
-        <w:numPr>
-          <w:ilvl w:val="0"/>
-          <w:numId w:val="9"/>
-        </w:numPr>
-        <w:rPr>
-          <w:b/>
-          <w:bCs/>
-        </w:rPr>
-      </w:pPr>
-      <w:r>
-        <w:rPr>
-          <w:b/>
-          <w:bCs/>
-        </w:rPr>
-        <w:t xml:space="preserve">Programming: Python (NumPy, Pandas, Scikit-Learn, </w:t>
-      </w:r>
-      <w:proofErr w:type="spellStart"/>
-      <w:r>
-        <w:rPr>
-          <w:b/>
-          <w:bCs/>
-        </w:rPr>
-        <w:t>XGBoost</w:t>
-      </w:r>
-      <w:proofErr w:type="spellEnd"/>
-      <w:r>
-        <w:rPr>
-          <w:b/>
-          <w:bCs/>
-        </w:rPr>
-        <w:t xml:space="preserve">, </w:t>
-      </w:r>
-      <w:proofErr w:type="spellStart"/>
-      <w:r>
-        <w:rPr>
-          <w:b/>
-          <w:bCs/>
-        </w:rPr>
-        <w:t>CatBoost</w:t>
-      </w:r>
-      <w:proofErr w:type="spellEnd"/>
-      <w:r>
-        <w:rPr>
-          <w:b/>
-          <w:bCs/>
-        </w:rPr>
-        <w:t>), SQL.</w:t>
-      </w:r>
-    </w:p>
-    <w:p>
-      <w:pPr>
-        <w:numPr>
-          <w:ilvl w:val="0"/>
-          <w:numId w:val="9"/>
-        </w:numPr>
-        <w:rPr>
-          <w:b/>
-          <w:bCs/>
-        </w:rPr>
-      </w:pPr>
-      <w:r>
-        <w:rPr>
-          <w:b/>
-          <w:bCs/>
-        </w:rPr>
-        <w:t>Model Interpretability: SHAP, LIME, Feature Importance, Permutation Importance.</w:t>
-      </w:r>
-    </w:p>
-    <w:p>
-      <w:pPr>
-        <w:numPr>
-          <w:ilvl w:val="0"/>
-          <w:numId w:val="9"/>
-        </w:numPr>
-        <w:rPr>
-          <w:b/>
-          <w:bCs/>
-        </w:rPr>
-      </w:pPr>
-      <w:r>
-        <w:rPr>
-          <w:b/>
-          <w:bCs/>
-        </w:rPr>
-        <w:t xml:space="preserve">Deployment &amp; Ops: </w:t>
-      </w:r>
-      <w:proofErr w:type="spellStart"/>
-      <w:r>
-        <w:rPr>
-          <w:b/>
-          <w:bCs/>
-        </w:rPr>
-        <w:t>Streamlit</w:t>
-      </w:r>
-      <w:proofErr w:type="spellEnd"/>
-      <w:r>
-        <w:rPr>
-          <w:b/>
-          <w:bCs/>
-        </w:rPr>
-        <w:t xml:space="preserve">, GitHub, </w:t>
-      </w:r>
-      <w:proofErr w:type="spellStart"/>
-      <w:r>
-        <w:rPr>
-          <w:b/>
-          <w:bCs/>
-        </w:rPr>
-        <w:t>FastAPI</w:t>
-      </w:r>
-      <w:proofErr w:type="spellEnd"/>
-      <w:r>
-        <w:rPr>
-          <w:b/>
-          <w:bCs/>
-        </w:rPr>
-        <w:t>, Git.</w:t>
-      </w:r>
-    </w:p>
-    <w:p>
-      <w:pPr>
-        <w:numPr>
-          <w:ilvl w:val="0"/>
-          <w:numId w:val="9"/>
-        </w:numPr>
-        <w:rPr>
-          <w:b/>
-          <w:bCs/>
-        </w:rPr>
-      </w:pPr>
-      <w:r>
-        <w:rPr>
-          <w:b/>
-          <w:bCs/>
-        </w:rPr>
-        <w:t xml:space="preserve">Data Visualization: Matplotlib, Seaborn, </w:t>
-      </w:r>
-      <w:proofErr w:type="spellStart"/>
-      <w:r>
-        <w:rPr>
-          <w:b/>
-          <w:bCs/>
-        </w:rPr>
-        <w:t>PowerBI</w:t>
-      </w:r>
-      <w:proofErr w:type="spellEnd"/>
-      <w:r>
-        <w:rPr>
-          <w:b/>
-          <w:bCs/>
-        </w:rPr>
-        <w:t xml:space="preserve">, </w:t>
-      </w:r>
-      <w:proofErr w:type="spellStart"/>
-      <w:r>
-        <w:rPr>
-          <w:b/>
-          <w:bCs/>
-        </w:rPr>
-        <w:t>Plotly</w:t>
-      </w:r>
-      <w:proofErr w:type="spellEnd"/>
-      <w:r>
-        <w:rPr>
-          <w:b/>
-          <w:bCs/>
-        </w:rPr>
-        <w:t>.</w:t>
-      </w:r>
-    </w:p>
-    <w:p>
-      <w:pPr>
-        <w:numPr>
-          <w:ilvl w:val="0"/>
-          <w:numId w:val="9"/>
-        </w:numPr>
-        <w:rPr>
-          <w:b/>
-          <w:bCs/>
-        </w:rPr>
-      </w:pPr>
-      <w:r>
-        <w:rPr>
-          <w:b/>
-          <w:bCs/>
-        </w:rPr>
-        <w:t xml:space="preserve">Documentation: LaTeX, </w:t>
-      </w:r>
-      <w:proofErr w:type="spellStart"/>
-      <w:r>
-        <w:rPr>
-          <w:b/>
-          <w:bCs/>
-        </w:rPr>
-        <w:t>Jupyter</w:t>
-      </w:r>
-      <w:proofErr w:type="spellEnd"/>
-      <w:r>
-        <w:rPr>
-          <w:b/>
-          <w:bCs/>
-        </w:rPr>
-        <w:t xml:space="preserve"> Notebooks, Markdown.</w:t>
-      </w:r>
-    </w:p>
-    <w:p>
-      <w:pPr>
-        <w:rPr>
-          <w:b/>
-          <w:bCs/>
-        </w:rPr>
-      </w:pPr>
-      <w:r>
-        <w:rPr>
-          <w:b/>
-          <w:bCs/>
-        </w:rPr>
-        <w:lastRenderedPageBreak/>
-        <w:pict w14:anchorId="1F9567FB">
-          <v:rect id="_x0000_i1094" style="width:0;height:1.5pt" o:hralign="center" o:hrstd="t" o:hr="t" fillcolor="#a0a0a0" stroked="f"/>
-        </w:pict>
-      </w:r>
-    </w:p>
-    <w:p>
-      <w:pPr>
-        <w:rPr>
-          <w:b/>
-          <w:bCs/>
-        </w:rPr>
-      </w:pPr>
-      <w:r>
-        <w:rPr>
-          <w:b/>
-          <w:bCs/>
-        </w:rPr>
-        <w:t>DATA SCIENCE RESEARCH PROJECTS</w:t>
-      </w:r>
-    </w:p>
-    <w:p>
-      <w:pPr>
-        <w:rPr>
-          <w:b/>
-          <w:bCs/>
-        </w:rPr>
-      </w:pPr>
-      <w:r>
-        <w:rPr>
-          <w:b/>
-          <w:bCs/>
-        </w:rPr>
-        <w:t>Explainable Predictive Analytics Dashboard | [Live Link]</w:t>
-      </w:r>
-    </w:p>
-    <w:p>
-      <w:pPr>
-        <w:numPr>
-          <w:ilvl w:val="0"/>
-          <w:numId w:val="10"/>
-        </w:numPr>
-        <w:rPr>
-          <w:b/>
-          <w:bCs/>
-        </w:rPr>
-      </w:pPr>
-      <w:r>
-        <w:rPr>
-          <w:b/>
-          <w:bCs/>
-        </w:rPr>
-        <w:t>Developed a Gradient Boosting model to predict [Insert Target, e.g., Loan Default or Market Trends] using a dataset of [Size].</w:t>
-      </w:r>
-    </w:p>
-    <w:p>
-      <w:pPr>
-        <w:numPr>
-          <w:ilvl w:val="0"/>
-          <w:numId w:val="10"/>
-        </w:numPr>
-        <w:rPr>
-          <w:b/>
-          <w:bCs/>
-        </w:rPr>
-      </w:pPr>
-      <w:r>
-        <w:rPr>
-          <w:b/>
-          <w:bCs/>
-        </w:rPr>
-        <w:t>Integrated SHAP (</w:t>
-      </w:r>
-      <w:proofErr w:type="spellStart"/>
-      <w:r>
-        <w:rPr>
-          <w:b/>
-          <w:bCs/>
-        </w:rPr>
-        <w:t>SHapley</w:t>
-      </w:r>
-      <w:proofErr w:type="spellEnd"/>
-      <w:r>
-        <w:rPr>
-          <w:b/>
-          <w:bCs/>
-        </w:rPr>
-        <w:t xml:space="preserve"> Additive </w:t>
-      </w:r>
-      <w:proofErr w:type="spellStart"/>
-      <w:proofErr w:type="gramStart"/>
-      <w:r>
-        <w:rPr>
-          <w:b/>
-          <w:bCs/>
-        </w:rPr>
-        <w:t>exPlanations</w:t>
-      </w:r>
-      <w:proofErr w:type="spellEnd"/>
-      <w:proofErr w:type="gramEnd"/>
-      <w:r>
-        <w:rPr>
-          <w:b/>
-          <w:bCs/>
-        </w:rPr>
-        <w:t>) to provide local and global explanations for model decisions, addressing the "black box" problem in AI.</w:t>
-      </w:r>
-    </w:p>
-    <w:p>
-      <w:pPr>
-        <w:numPr>
-          <w:ilvl w:val="0"/>
-          <w:numId w:val="10"/>
-        </w:numPr>
-        <w:rPr>
-          <w:b/>
-          <w:bCs/>
-        </w:rPr>
-      </w:pPr>
-      <w:r>
-        <w:rPr>
-          <w:b/>
-          <w:bCs/>
-        </w:rPr>
-        <w:t xml:space="preserve">Deployed a real-time inference dashboard via </w:t>
-      </w:r>
-      <w:proofErr w:type="spellStart"/>
-      <w:r>
-        <w:rPr>
-          <w:b/>
-          <w:bCs/>
-        </w:rPr>
-        <w:t>Streamlit</w:t>
-      </w:r>
-      <w:proofErr w:type="spellEnd"/>
-      <w:r>
-        <w:rPr>
-          <w:b/>
-          <w:bCs/>
-        </w:rPr>
-        <w:t>, allowing users to visualize how individual features impact specific outcomes.</w:t>
-      </w:r>
-    </w:p>
-    <w:p>
-      <w:pPr>
-        <w:rPr>
-          <w:b/>
-          <w:bCs/>
-        </w:rPr>
-      </w:pPr>
-      <w:r>
-        <w:rPr>
-          <w:b/>
-          <w:bCs/>
-        </w:rPr>
-        <w:t>Advanced Statistical Analysis &amp; Forecasting | [GitHub Link]</w:t>
-      </w:r>
-    </w:p>
-    <w:p>
-      <w:pPr>
-        <w:numPr>
-          <w:ilvl w:val="0"/>
-          <w:numId w:val="11"/>
-        </w:numPr>
-        <w:rPr>
-          <w:b/>
-          <w:bCs/>
-        </w:rPr>
-      </w:pPr>
-      <w:r>
-        <w:rPr>
-          <w:b/>
-          <w:bCs/>
-        </w:rPr>
-        <w:t>Performed multi-variate analysis on [Dataset Name] to identify key drivers of [Outcome].</w:t>
-      </w:r>
-    </w:p>
-    <w:p>
-      <w:pPr>
-        <w:numPr>
-          <w:ilvl w:val="0"/>
-          <w:numId w:val="11"/>
-        </w:numPr>
-        <w:rPr>
-          <w:b/>
-          <w:bCs/>
-        </w:rPr>
-      </w:pPr>
-      <w:r>
-        <w:rPr>
-          <w:b/>
-          <w:bCs/>
-        </w:rPr>
-        <w:t>Applied feature engineering techniques (Handling skewness, encoding, and scaling) to improve model R-squared/Accuracy by [X%].</w:t>
-      </w:r>
-    </w:p>
-    <w:p>
-      <w:pPr>
-        <w:numPr>
-          <w:ilvl w:val="0"/>
-          <w:numId w:val="11"/>
-        </w:numPr>
-        <w:rPr>
-          <w:b/>
-          <w:bCs/>
-        </w:rPr>
-      </w:pPr>
-      <w:r>
-        <w:rPr>
-          <w:b/>
-          <w:bCs/>
-        </w:rPr>
-        <w:t>Used Cross-Validation and Hyperparameter Tuning (</w:t>
-      </w:r>
-      <w:proofErr w:type="spellStart"/>
-      <w:r>
-        <w:rPr>
-          <w:b/>
-          <w:bCs/>
-        </w:rPr>
-        <w:t>GridSearch</w:t>
-      </w:r>
-      <w:proofErr w:type="spellEnd"/>
-      <w:r>
-        <w:rPr>
-          <w:b/>
-          <w:bCs/>
-        </w:rPr>
-        <w:t>) to ensure model robustness and prevent overfitting.</w:t>
-      </w:r>
-    </w:p>
-    <w:p>
-      <w:pPr>
-        <w:rPr>
-          <w:b/>
-          <w:bCs/>
-        </w:rPr>
-      </w:pPr>
-      <w:r>
-        <w:rPr>
-          <w:b/>
-          <w:bCs/>
-        </w:rPr>
-        <w:t>Exploratory Data Analysis (EDA) &amp; Data Storytelling | [GitHub Link]</w:t>
-      </w:r>
-    </w:p>
-    <w:p>
-      <w:pPr>
-        <w:numPr>
-          <w:ilvl w:val="0"/>
-          <w:numId w:val="12"/>
-        </w:numPr>
-        <w:rPr>
-          <w:b/>
-          <w:bCs/>
-        </w:rPr>
-      </w:pPr>
-      <w:r>
-        <w:rPr>
-          <w:b/>
-          <w:bCs/>
-        </w:rPr>
-        <w:t>Conducted deep-dive analysis on [Topic], uncovering 5+ actionable insights through statistical hypothesis testing.</w:t>
-      </w:r>
-    </w:p>
-    <w:p>
-      <w:pPr>
-        <w:numPr>
-          <w:ilvl w:val="0"/>
-          <w:numId w:val="12"/>
-        </w:numPr>
-        <w:rPr>
-          <w:b/>
-          <w:bCs/>
-        </w:rPr>
-      </w:pPr>
-      <w:r>
-        <w:rPr>
-          <w:b/>
-          <w:bCs/>
-        </w:rPr>
-        <w:t>Designed interactive visualizations to communicate complex correlations to stakeholders with varying technical backgrounds.</w:t>
-      </w:r>
-    </w:p>
-    <w:p>
-      <w:pPr>
-        <w:rPr>
-          <w:b/>
-          <w:bCs/>
-        </w:rPr>
-      </w:pPr>
-      <w:r>
-        <w:rPr>
-          <w:b/>
-          <w:bCs/>
-        </w:rPr>
-        <w:pict w14:anchorId="41C2D12A">
-          <v:rect id="_x0000_i1095" style="width:0;height:1.5pt" o:hralign="center" o:hrstd="t" o:hr="t" fillcolor="#a0a0a0" stroked="f"/>
-        </w:pict>
-      </w:r>
-    </w:p>
-    <w:p>
-      <w:pPr>
-        <w:rPr>
-          <w:b/>
-          <w:bCs/>
-        </w:rPr>
-      </w:pPr>
-      <w:r>
-        <w:rPr>
-          <w:b/>
-          <w:bCs/>
-        </w:rPr>
-        <w:t>PROFESSIONAL EXPERIENCE</w:t>
-      </w:r>
-    </w:p>
-    <w:p>
-      <w:pPr>
-        <w:rPr>
-          <w:b/>
-          <w:bCs/>
-        </w:rPr>
-      </w:pPr>
-      <w:r>
-        <w:rPr>
-          <w:b/>
-          <w:bCs/>
-        </w:rPr>
-        <w:t>[Your Most Recent Role/Internship] | [Location] | [Date]</w:t>
-      </w:r>
-    </w:p>
-    <w:p>
-      <w:pPr>
-        <w:numPr>
-          <w:ilvl w:val="0"/>
-          <w:numId w:val="13"/>
-        </w:numPr>
-        <w:rPr>
-          <w:b/>
-          <w:bCs/>
-        </w:rPr>
-      </w:pPr>
-      <w:r>
-        <w:rPr>
-          <w:b/>
-          <w:bCs/>
-        </w:rPr>
-        <w:t>Technical Synthesis: Utilized pedagogical training to translate complex data findings into structured, easy-to-understand reports.</w:t>
-      </w:r>
-    </w:p>
-    <w:p>
-      <w:pPr>
-        <w:numPr>
-          <w:ilvl w:val="0"/>
-          <w:numId w:val="13"/>
-        </w:numPr>
-        <w:rPr>
-          <w:b/>
-          <w:bCs/>
-        </w:rPr>
-      </w:pPr>
-      <w:r>
-        <w:rPr>
-          <w:b/>
-          <w:bCs/>
-        </w:rPr>
-        <w:t>Data Ethics: Researched and applied best practices in data privacy and ethical AI within project workflows.</w:t>
-      </w:r>
-    </w:p>
-    <w:p>
-      <w:pPr>
-        <w:rPr>
-          <w:b/>
-          <w:bCs/>
-        </w:rPr>
-      </w:pPr>
-      <w:r>
-        <w:rPr>
-          <w:b/>
-          <w:bCs/>
-        </w:rPr>
-        <w:pict w14:anchorId="69DF0EF3">
-          <v:rect id="_x0000_i1096" style="width:0;height:1.5pt" o:hralign="center" o:hrstd="t" o:hr="t" fillcolor="#a0a0a0" stroked="f"/>
-        </w:pict>
-      </w:r>
-    </w:p>
-    <w:p>
-      <w:pPr>
-        <w:rPr>
-          <w:b/>
-          <w:bCs/>
-        </w:rPr>
-      </w:pPr>
-      <w:r>
-        <w:rPr>
-          <w:b/>
-          <w:bCs/>
-        </w:rPr>
-        <w:lastRenderedPageBreak/>
-        <w:t>AWARDS &amp; CERTIFICATIONS</w:t>
-      </w:r>
-    </w:p>
-    <w:p>
-      <w:pPr>
-        <w:numPr>
-          <w:ilvl w:val="0"/>
-          <w:numId w:val="14"/>
-        </w:numPr>
-        <w:rPr>
-          <w:b/>
-          <w:bCs/>
-        </w:rPr>
-      </w:pPr>
-      <w:r>
-        <w:rPr>
-          <w:b/>
-          <w:bCs/>
-        </w:rPr>
-        <w:t>[Name of Certificate, e.g., Google Data Analytics]</w:t>
-      </w:r>
-    </w:p>
-    <w:p>
-      <w:pPr>
-        <w:numPr>
-          <w:ilvl w:val="0"/>
-          <w:numId w:val="14"/>
-        </w:numPr>
-        <w:rPr>
-          <w:b/>
-          <w:bCs/>
-        </w:rPr>
-      </w:pPr>
-      <w:r>
-        <w:rPr>
-          <w:b/>
-          <w:bCs/>
-        </w:rPr>
-        <w:t>Dean's List / Academic Excellence Award – [Year]</w:t>
-      </w:r>
-    </w:p>
-    <w:p>
-      <w:r>
-        <w:t xml:space="preserve">Things to work on, an interactive dashboard using </w:t>
-      </w:r>
-      <w:proofErr w:type="spellStart"/>
-      <w:r>
-        <w:t>streamit</w:t>
-      </w:r>
-      <w:proofErr w:type="spellEnd"/>
-    </w:p>
-    <w:p/>
-    <w:p/>
-    <w:p>
-      <w:pPr>
-        <w:rPr>
-          <w:b/>
-          <w:bCs/>
-        </w:rPr>
-      </w:pPr>
-      <w:r>
-        <w:rPr>
-          <w:b/>
-          <w:bCs/>
-        </w:rPr>
-        <w:t>MICHEAL PETERS</w:t>
-      </w:r>
-    </w:p>
     <w:p>
       <w:r>
         <w:rPr>
           <w:b/>
           <w:bCs/>
         </w:rPr>
-        <w:t>Address:</w:t>
-      </w:r>
-      <w:r>
-        <w:t xml:space="preserve"> 3, </w:t>
-      </w:r>
-      <w:proofErr w:type="spellStart"/>
-      <w:r>
-        <w:t>Lalubu</w:t>
-      </w:r>
-      <w:proofErr w:type="spellEnd"/>
-      <w:r>
-        <w:t xml:space="preserve"> Street, </w:t>
-      </w:r>
-      <w:proofErr w:type="spellStart"/>
-      <w:r>
-        <w:t>Okeilewo</w:t>
-      </w:r>
-      <w:proofErr w:type="spellEnd"/>
-      <w:r>
-        <w:t>, Abeokuta, Ogun State</w:t>
+        <w:t>o</w:t>
       </w:r>
     </w:p>
-    <w:p>
-      <w:r>
-        <w:rPr>
-          <w:b/>
-          <w:bCs/>
-        </w:rPr>
-        <w:t>Phone:</w:t>
-      </w:r>
-      <w:r>
-        <w:t xml:space="preserve"> 08146399129 | </w:t>
-      </w:r>
-      <w:r>
-        <w:rPr>
-          <w:b/>
-          <w:bCs/>
-        </w:rPr>
-        <w:t>Email:</w:t>
-      </w:r>
-      <w:r>
-        <w:t xml:space="preserve"> mmpeters626@gmail.com</w:t>
-      </w:r>
-    </w:p>
-    <w:p>
-      <w:r>
-        <w:rPr>
-          <w:b/>
-          <w:bCs/>
-        </w:rPr>
-        <w:t>LinkedIn:</w:t>
-      </w:r>
-      <w:r>
-        <w:t xml:space="preserve"> </w:t>
-      </w:r>
-      <w:hyperlink r:id="rId5" w:tgtFrame="_blank" w:history="1">
-        <w:r>
-          <w:rPr>
-            <w:rStyle w:val="Hyperlink"/>
-          </w:rPr>
-          <w:t>linkedin.com/in/</w:t>
-        </w:r>
-        <w:proofErr w:type="spellStart"/>
-        <w:r>
-          <w:rPr>
-            <w:rStyle w:val="Hyperlink"/>
-          </w:rPr>
-          <w:t>petersmicheal</w:t>
-        </w:r>
-        <w:proofErr w:type="spellEnd"/>
-        <w:r>
-          <w:rPr>
-            <w:rStyle w:val="Hyperlink"/>
-          </w:rPr>
-          <w:t>/</w:t>
-        </w:r>
-      </w:hyperlink>
-    </w:p>
-    <w:p>
-      <w:pPr>
-        <w:rPr>
-          <w:b/>
-          <w:bCs/>
-        </w:rPr>
-      </w:pPr>
-      <w:r>
-        <w:rPr>
-          <w:b/>
-          <w:bCs/>
-        </w:rPr>
-        <w:t>ACADEMIC OBJECTIVE</w:t>
-      </w:r>
-    </w:p>
-    <w:p>
-      <w:r>
-        <w:t xml:space="preserve">Dedicated and detail-oriented student pursuing a Bachelor of Science in Technology Education. Aspiring to transition into advanced studies at the </w:t>
-      </w:r>
-      <w:r>
-        <w:rPr>
-          <w:b/>
-          <w:bCs/>
-        </w:rPr>
-        <w:t>University of Regina</w:t>
-      </w:r>
-      <w:r>
-        <w:t>, focusing on the intersection of Data Science and Educational Technology. Proven ability to build predictive models and analyze complex datasets to solve real-world problems.</w:t>
-      </w:r>
-    </w:p>
-    <w:p>
-      <w:r>
-        <w:pict w14:anchorId="75684408">
-          <v:rect id="_x0000_i1139" style="width:0;height:1.5pt" o:hralign="center" o:hrstd="t" o:hr="t" fillcolor="#a0a0a0" stroked="f"/>
-        </w:pict>
-      </w:r>
-    </w:p>
-    <w:p>
-      <w:pPr>
-        <w:rPr>
-          <w:b/>
-          <w:bCs/>
-        </w:rPr>
-      </w:pPr>
-      <w:r>
-        <w:rPr>
-          <w:b/>
-          <w:bCs/>
-        </w:rPr>
-        <w:t>EDUCATION</w:t>
-      </w:r>
-    </w:p>
-    <w:p>
-      <w:r>
-        <w:rPr>
-          <w:b/>
-          <w:bCs/>
-        </w:rPr>
-        <w:t>Bachelor of Science in Education (</w:t>
-      </w:r>
-      <w:proofErr w:type="spellStart"/>
-      <w:r>
-        <w:rPr>
-          <w:b/>
-          <w:bCs/>
-        </w:rPr>
-        <w:t>BSc.Ed</w:t>
-      </w:r>
-      <w:proofErr w:type="spellEnd"/>
-      <w:r>
-        <w:rPr>
-          <w:b/>
-          <w:bCs/>
-        </w:rPr>
-        <w:t>) | Technology Education</w:t>
-      </w:r>
-      <w:r>
-        <w:t xml:space="preserve"> </w:t>
-      </w:r>
-      <w:r>
-        <w:rPr>
-          <w:i/>
-          <w:iCs/>
-        </w:rPr>
-        <w:t>University of Yaba (Affiliated with University of Nigeria, Nsukka)</w:t>
-      </w:r>
-      <w:r>
-        <w:t xml:space="preserve"> </w:t>
-      </w:r>
-      <w:r>
-        <w:rPr>
-          <w:i/>
-          <w:iCs/>
-        </w:rPr>
-        <w:t>Expected Graduation: August 2026</w:t>
-      </w:r>
-      <w:r>
-        <w:t xml:space="preserve"> * </w:t>
-      </w:r>
-      <w:r>
-        <w:rPr>
-          <w:b/>
-          <w:bCs/>
-        </w:rPr>
-        <w:t>Key Coursework:</w:t>
-      </w:r>
-      <w:r>
-        <w:t xml:space="preserve"> Engineering Mathematics, Statistics and Probability, Data Structures, Machine Learning, Instructional Technology, and Statistical Analysis.</w:t>
-      </w:r>
-    </w:p>
-    <w:p>
-      <w:pPr>
-        <w:numPr>
-          <w:ilvl w:val="0"/>
-          <w:numId w:val="15"/>
-        </w:numPr>
-      </w:pPr>
-      <w:r>
-        <w:rPr>
-          <w:b/>
-          <w:bCs/>
-        </w:rPr>
-        <w:t>Academic Standing:</w:t>
-      </w:r>
-      <w:r>
-        <w:t xml:space="preserve"> Strong focus on applying quantitative methods to educational systems.</w:t>
-      </w:r>
-    </w:p>
-    <w:p>
-      <w:r>
-        <w:pict w14:anchorId="3C06E383">
-          <v:rect id="_x0000_i1140" style="width:0;height:1.5pt" o:hralign="center" o:hrstd="t" o:hr="t" fillcolor="#a0a0a0" stroked="f"/>
-        </w:pict>
-      </w:r>
-    </w:p>
-    <w:p>
-      <w:pPr>
-        <w:rPr>
-          <w:b/>
-          <w:bCs/>
-        </w:rPr>
-      </w:pPr>
-      <w:r>
-        <w:rPr>
-          <w:b/>
-          <w:bCs/>
-        </w:rPr>
-        <w:t>TECHNICAL SKILLS</w:t>
-      </w:r>
-    </w:p>
-    <w:p>
-      <w:pPr>
-        <w:numPr>
-          <w:ilvl w:val="0"/>
-          <w:numId w:val="16"/>
-        </w:numPr>
-      </w:pPr>
-      <w:r>
-        <w:rPr>
-          <w:b/>
-          <w:bCs/>
-        </w:rPr>
-        <w:t>Programming:</w:t>
-      </w:r>
-      <w:r>
-        <w:t xml:space="preserve"> Python (Expertise in Pandas, NumPy, Scikit-learn, Matplotlib, Seaborn).</w:t>
-      </w:r>
-    </w:p>
-    <w:p>
-      <w:pPr>
-        <w:numPr>
-          <w:ilvl w:val="0"/>
-          <w:numId w:val="16"/>
-        </w:numPr>
-      </w:pPr>
-      <w:r>
-        <w:rPr>
-          <w:b/>
-          <w:bCs/>
-        </w:rPr>
-        <w:t>Data Analysis:</w:t>
-      </w:r>
-      <w:r>
-        <w:t xml:space="preserve"> Exploratory Data Analysis (EDA), Statistical Hypothesis Testing, SQL Database Management.</w:t>
-      </w:r>
-    </w:p>
-    <w:p>
-      <w:pPr>
-        <w:numPr>
-          <w:ilvl w:val="0"/>
-          <w:numId w:val="16"/>
-        </w:numPr>
-      </w:pPr>
-      <w:r>
-        <w:rPr>
-          <w:b/>
-          <w:bCs/>
-        </w:rPr>
-        <w:lastRenderedPageBreak/>
-        <w:t>Machine Learning:</w:t>
-      </w:r>
-      <w:r>
-        <w:t xml:space="preserve"> Linear &amp; Logistic Regression, Decision Trees, Random Forest, and Model Evaluation.</w:t>
-      </w:r>
-    </w:p>
-    <w:p>
-      <w:pPr>
-        <w:numPr>
-          <w:ilvl w:val="0"/>
-          <w:numId w:val="16"/>
-        </w:numPr>
-      </w:pPr>
-      <w:r>
-        <w:rPr>
-          <w:b/>
-          <w:bCs/>
-        </w:rPr>
-        <w:t>Software:</w:t>
-      </w:r>
-      <w:r>
-        <w:t xml:space="preserve"> </w:t>
-      </w:r>
-      <w:proofErr w:type="spellStart"/>
-      <w:r>
-        <w:t>Streamlit</w:t>
-      </w:r>
-      <w:proofErr w:type="spellEnd"/>
-      <w:r>
-        <w:t xml:space="preserve"> (Web App Development), Git/GitHub, Microsoft Excel (Advanced).</w:t>
-      </w:r>
-    </w:p>
-    <w:p>
-      <w:r>
-        <w:pict w14:anchorId="6F52F520">
-          <v:rect id="_x0000_i1141" style="width:0;height:1.5pt" o:hralign="center" o:hrstd="t" o:hr="t" fillcolor="#a0a0a0" stroked="f"/>
-        </w:pict>
-      </w:r>
-    </w:p>
-    <w:p>
-      <w:pPr>
-        <w:rPr>
-          <w:b/>
-          <w:bCs/>
-        </w:rPr>
-      </w:pPr>
-      <w:r>
-        <w:rPr>
-          <w:b/>
-          <w:bCs/>
-        </w:rPr>
-        <w:t>RESEARCH &amp; DATA PROJECTS</w:t>
-      </w:r>
-    </w:p>
-    <w:p>
-      <w:r>
-        <w:rPr>
-          <w:b/>
-          <w:bCs/>
-        </w:rPr>
-        <w:t>Student Performance Prediction Model</w:t>
-      </w:r>
-      <w:r>
-        <w:t xml:space="preserve"> </w:t>
-      </w:r>
-      <w:r>
-        <w:rPr>
-          <w:i/>
-          <w:iCs/>
-        </w:rPr>
-        <w:t>Lead Developer</w:t>
-      </w:r>
-      <w:r>
-        <w:t xml:space="preserve"> * Developed a predictive system using socio-economic factors to identify at-risk students.</w:t>
-      </w:r>
-    </w:p>
-    <w:p>
-      <w:pPr>
-        <w:numPr>
-          <w:ilvl w:val="0"/>
-          <w:numId w:val="17"/>
-        </w:numPr>
-      </w:pPr>
-      <w:r>
-        <w:t>Applied classification algorithms to historical academic data to improve intervention strategies.</w:t>
-      </w:r>
-    </w:p>
-    <w:p>
-      <w:pPr>
-        <w:numPr>
-          <w:ilvl w:val="0"/>
-          <w:numId w:val="17"/>
-        </w:numPr>
-      </w:pPr>
-      <w:r>
-        <w:rPr>
-          <w:i/>
-          <w:iCs/>
-        </w:rPr>
-        <w:t>Relevance to U of R:</w:t>
-      </w:r>
-      <w:r>
-        <w:t xml:space="preserve"> Demonstrates a commitment to improving educational outcomes through data-driven decisions.</w:t>
-      </w:r>
-    </w:p>
-    <w:p>
-      <w:r>
-        <w:rPr>
-          <w:b/>
-          <w:bCs/>
-        </w:rPr>
-        <w:t>Automated Customer Churn Analysis</w:t>
-      </w:r>
-      <w:r>
-        <w:t xml:space="preserve"> </w:t>
-      </w:r>
-      <w:r>
-        <w:rPr>
-          <w:i/>
-          <w:iCs/>
-        </w:rPr>
-        <w:t>Independent Project</w:t>
-      </w:r>
-      <w:r>
-        <w:t xml:space="preserve"> * Built a Machine Learning model using Python that achieved </w:t>
-      </w:r>
-      <w:r>
-        <w:rPr>
-          <w:b/>
-          <w:bCs/>
-        </w:rPr>
-        <w:t>85% accuracy</w:t>
-      </w:r>
-      <w:r>
-        <w:t xml:space="preserve"> in predicting user retention.</w:t>
-      </w:r>
-    </w:p>
-    <w:p>
-      <w:pPr>
-        <w:numPr>
-          <w:ilvl w:val="0"/>
-          <w:numId w:val="18"/>
-        </w:numPr>
-      </w:pPr>
-      <w:r>
-        <w:t>Cleaned and pre-processed large datasets to handle missing values and outliers.</w:t>
-      </w:r>
-    </w:p>
-    <w:p>
-      <w:r>
-        <w:rPr>
-          <w:b/>
-          <w:bCs/>
-        </w:rPr>
-        <w:t>Car Prices Prediction Application</w:t>
-      </w:r>
-      <w:r>
-        <w:t xml:space="preserve"> </w:t>
-      </w:r>
-      <w:r>
-        <w:rPr>
-          <w:i/>
-          <w:iCs/>
-        </w:rPr>
-        <w:t>Web Development Project</w:t>
-      </w:r>
-      <w:r>
-        <w:t xml:space="preserve"> * Deployed a regression-based web application using </w:t>
-      </w:r>
-      <w:proofErr w:type="spellStart"/>
-      <w:r>
-        <w:rPr>
-          <w:b/>
-          <w:bCs/>
-        </w:rPr>
-        <w:t>Streamlit</w:t>
-      </w:r>
-      <w:proofErr w:type="spellEnd"/>
-      <w:r>
-        <w:t xml:space="preserve"> to estimate vehicle market values with an 81% accuracy rate.</w:t>
-      </w:r>
-    </w:p>
-    <w:p>
-      <w:r>
-        <w:pict w14:anchorId="5C92B2FA">
-          <v:rect id="_x0000_i1142" style="width:0;height:1.5pt" o:hralign="center" o:hrstd="t" o:hr="t" fillcolor="#a0a0a0" stroked="f"/>
-        </w:pict>
-      </w:r>
-    </w:p>
-    <w:p>
-      <w:pPr>
-        <w:rPr>
-          <w:b/>
-          <w:bCs/>
-        </w:rPr>
-      </w:pPr>
-      <w:r>
-        <w:rPr>
-          <w:b/>
-          <w:bCs/>
-        </w:rPr>
-        <w:t>PROFESSIONAL EXPERIENCE</w:t>
-      </w:r>
-    </w:p>
-    <w:p>
-      <w:r>
-        <w:rPr>
-          <w:b/>
-          <w:bCs/>
-        </w:rPr>
-        <w:t>Aspiring Data Scientist / Researcher</w:t>
-      </w:r>
-      <w:r>
-        <w:t xml:space="preserve"> (Current)</w:t>
-      </w:r>
-    </w:p>
-    <w:p>
-      <w:r>
-        <w:rPr>
-          <w:i/>
-          <w:iCs/>
-        </w:rPr>
-        <w:t>Self-Directed Learning &amp; Project Development</w:t>
-      </w:r>
-      <w:r>
-        <w:t xml:space="preserve"> * Engaged in intensive research on Machine Learning applications within technical education.</w:t>
-      </w:r>
-    </w:p>
-    <w:p>
-      <w:pPr>
-        <w:numPr>
-          <w:ilvl w:val="0"/>
-          <w:numId w:val="19"/>
-        </w:numPr>
-      </w:pPr>
-      <w:r>
-        <w:t>Collaborated with peers to explore SQL database optimization for school management systems.</w:t>
-      </w:r>
-    </w:p>
-    <w:p>
-      <w:r>
-        <w:pict w14:anchorId="02E8FF75">
-          <v:rect id="_x0000_i1143" style="width:0;height:1.5pt" o:hralign="center" o:hrstd="t" o:hr="t" fillcolor="#a0a0a0" stroked="f"/>
-        </w:pict>
-      </w:r>
-    </w:p>
-    <w:p>
-      <w:pPr>
-        <w:rPr>
-          <w:b/>
-          <w:bCs/>
-        </w:rPr>
-      </w:pPr>
-      <w:r>
-        <w:rPr>
-          <w:b/>
-          <w:bCs/>
-        </w:rPr>
-        <w:t>AWARDS &amp; CERTIFICATIONS</w:t>
-      </w:r>
-    </w:p>
-    <w:p>
-      <w:pPr>
-        <w:numPr>
-          <w:ilvl w:val="0"/>
-          <w:numId w:val="20"/>
-        </w:numPr>
-      </w:pPr>
-      <w:r>
-        <w:rPr>
-          <w:b/>
-          <w:bCs/>
-        </w:rPr>
-        <w:t>Data Science &amp; Machine Learning Certificate</w:t>
-      </w:r>
-      <w:r>
-        <w:t xml:space="preserve"> (Python Focus)</w:t>
-      </w:r>
-    </w:p>
-    <w:p>
-      <w:pPr>
-        <w:numPr>
-          <w:ilvl w:val="0"/>
-          <w:numId w:val="20"/>
-        </w:numPr>
-      </w:pPr>
-      <w:r>
-        <w:rPr>
-          <w:b/>
-          <w:bCs/>
-        </w:rPr>
-        <w:t>Academic Commendation</w:t>
-      </w:r>
-      <w:r>
-        <w:t xml:space="preserve"> for Excellence in Engineering Mathematics.</w:t>
-      </w:r>
-    </w:p>
-    <w:p>
-      <w:r>
-        <w:lastRenderedPageBreak/>
-        <w:pict w14:anchorId="3F9CEECA">
-          <v:rect id="_x0000_i1144" style="width:0;height:1.5pt" o:hralign="center" o:hrstd="t" o:hr="t" fillcolor="#a0a0a0" stroked="f"/>
-        </w:pict>
-      </w:r>
-    </w:p>
-    <w:p>
-      <w:pPr>
-        <w:rPr>
-          <w:b/>
-          <w:bCs/>
-        </w:rPr>
-      </w:pPr>
-      <w:r>
-        <w:rPr>
-          <w:b/>
-          <w:bCs/>
-        </w:rPr>
-        <w:t>VOLUNTEER &amp; LEADERSHIP</w:t>
-      </w:r>
-    </w:p>
-    <w:p>
-      <w:pPr>
-        <w:numPr>
-          <w:ilvl w:val="0"/>
-          <w:numId w:val="21"/>
-        </w:numPr>
-      </w:pPr>
-      <w:r>
-        <w:rPr>
-          <w:b/>
-          <w:bCs/>
-        </w:rPr>
-        <w:t>Technology Education Peer Tutor:</w:t>
-      </w:r>
-      <w:r>
-        <w:t xml:space="preserve"> Assisting fellow students in mastering statistical concepts and Python basics.</w:t>
-      </w:r>
-    </w:p>
-    <w:p>
-      <w:pPr>
-        <w:numPr>
-          <w:ilvl w:val="0"/>
-          <w:numId w:val="21"/>
-        </w:numPr>
-      </w:pPr>
-      <w:r>
-        <w:rPr>
-          <w:b/>
-          <w:bCs/>
-        </w:rPr>
-        <w:t>Community Tech Outreach:</w:t>
-      </w:r>
-      <w:r>
-        <w:t xml:space="preserve"> Participating in local initiatives to introduce coding to secondary school students in Ogun State.</w:t>
-      </w:r>
-    </w:p>
-    <w:p>
-      <w:pPr>
-        <w:rPr>
-          <w:b/>
-          <w:bCs/>
-        </w:rPr>
-      </w:pPr>
-      <w:r>
-        <w:rPr>
-          <w:b/>
-          <w:bCs/>
-        </w:rPr>
-        <w:t>MICHEAL PETERS</w:t>
-      </w:r>
-    </w:p>
-    <w:p>
-      <w:r>
-        <w:rPr>
-          <w:b/>
-          <w:bCs/>
-        </w:rPr>
-        <w:t>Aspiring Data Scientist | AI Research Candidate</w:t>
-      </w:r>
-      <w:r>
-        <w:t xml:space="preserve"> </w:t>
-      </w:r>
-      <w:r>
-        <w:rPr>
-          <w:rFonts w:ascii="Segoe UI Emoji" w:hAnsi="Segoe UI Emoji" w:cs="Segoe UI Emoji"/>
-        </w:rPr>
-        <w:t>📍</w:t>
-      </w:r>
-      <w:r>
-        <w:t xml:space="preserve"> Abeokuta, Nigeria | </w:t>
-      </w:r>
-      <w:r>
-        <w:rPr>
-          <w:rFonts w:ascii="Segoe UI Emoji" w:hAnsi="Segoe UI Emoji" w:cs="Segoe UI Emoji"/>
-        </w:rPr>
-        <w:t>📞</w:t>
-      </w:r>
-      <w:r>
-        <w:t xml:space="preserve"> 08146399129</w:t>
-      </w:r>
-    </w:p>
-    <w:p>
-      <w:r>
-        <w:rPr>
-          <w:rFonts w:ascii="Segoe UI Emoji" w:hAnsi="Segoe UI Emoji" w:cs="Segoe UI Emoji"/>
-        </w:rPr>
-        <w:t>📧</w:t>
-      </w:r>
-      <w:r>
-        <w:t xml:space="preserve"> </w:t>
-      </w:r>
-      <w:hyperlink r:id="rId6" w:tgtFrame="_blank" w:history="1">
-        <w:r>
-          <w:rPr>
-            <w:rStyle w:val="Hyperlink"/>
-          </w:rPr>
-          <w:t>mmpeters626@gmail.com</w:t>
-        </w:r>
-      </w:hyperlink>
-      <w:r>
-        <w:t xml:space="preserve"> | </w:t>
-      </w:r>
-      <w:r>
-        <w:rPr>
-          <w:rFonts w:ascii="Segoe UI Emoji" w:hAnsi="Segoe UI Emoji" w:cs="Segoe UI Emoji"/>
-        </w:rPr>
-        <w:t>🔗</w:t>
-      </w:r>
-      <w:r>
-        <w:t xml:space="preserve"> </w:t>
-      </w:r>
-      <w:hyperlink r:id="rId7" w:tgtFrame="_blank" w:history="1">
-        <w:r>
-          <w:rPr>
-            <w:rStyle w:val="Hyperlink"/>
-          </w:rPr>
-          <w:t>LinkedIn</w:t>
-        </w:r>
-      </w:hyperlink>
-      <w:r>
-        <w:t xml:space="preserve"> | </w:t>
-      </w:r>
-      <w:r>
-        <w:rPr>
-          <w:rFonts w:ascii="Segoe UI Emoji" w:hAnsi="Segoe UI Emoji" w:cs="Segoe UI Emoji"/>
-        </w:rPr>
-        <w:t>💻</w:t>
-      </w:r>
-      <w:r>
-        <w:t xml:space="preserve"> </w:t>
-      </w:r>
-      <w:hyperlink r:id="rId8" w:tgtFrame="_blank" w:history="1">
-        <w:r>
-          <w:rPr>
-            <w:rStyle w:val="Hyperlink"/>
-          </w:rPr>
-          <w:t>Portfolio App</w:t>
-        </w:r>
-      </w:hyperlink>
-    </w:p>
-    <w:p>
-      <w:r>
-        <w:pict w14:anchorId="0A758A4F">
-          <v:rect id="_x0000_i1199" style="width:0;height:1.5pt" o:hralign="center" o:hrstd="t" o:hr="t" fillcolor="#a0a0a0" stroked="f"/>
-        </w:pict>
-      </w:r>
-    </w:p>
-    <w:p>
-      <w:pPr>
-        <w:rPr>
-          <w:b/>
-          <w:bCs/>
-        </w:rPr>
-      </w:pPr>
-      <w:r>
-        <w:rPr>
-          <w:rFonts w:ascii="Segoe UI Emoji" w:hAnsi="Segoe UI Emoji" w:cs="Segoe UI Emoji"/>
-          <w:b/>
-          <w:bCs/>
-        </w:rPr>
-        <w:t>🎓</w:t>
-      </w:r>
-      <w:r>
-        <w:rPr>
-          <w:b/>
-          <w:bCs/>
-        </w:rPr>
-        <w:t xml:space="preserve"> ACADEMIC BACKGROUND</w:t>
-      </w:r>
-    </w:p>
-    <w:p>
-      <w:r>
-        <w:rPr>
-          <w:b/>
-          <w:bCs/>
-        </w:rPr>
-        <w:t>Bachelor of Science in Education (</w:t>
-      </w:r>
-      <w:proofErr w:type="spellStart"/>
-      <w:r>
-        <w:rPr>
-          <w:b/>
-          <w:bCs/>
-        </w:rPr>
-        <w:t>BSc.Ed</w:t>
-      </w:r>
-      <w:proofErr w:type="spellEnd"/>
-      <w:r>
-        <w:rPr>
-          <w:b/>
-          <w:bCs/>
-        </w:rPr>
-        <w:t>), Technology Education</w:t>
-      </w:r>
-      <w:r>
-        <w:t xml:space="preserve"> </w:t>
-      </w:r>
-      <w:r>
-        <w:rPr>
-          <w:i/>
-          <w:iCs/>
-        </w:rPr>
-        <w:t>University of Yaba, Lagos (Expected Graduation: August 2026)</w:t>
-      </w:r>
-      <w:r>
-        <w:t xml:space="preserve"> * </w:t>
-      </w:r>
-      <w:r>
-        <w:rPr>
-          <w:b/>
-          <w:bCs/>
-        </w:rPr>
-        <w:t>Core Focus:</w:t>
-      </w:r>
-      <w:r>
-        <w:t xml:space="preserve"> Integrating advanced computational methods with pedagogical frameworks.</w:t>
-      </w:r>
-    </w:p>
-    <w:p>
-      <w:pPr>
-        <w:numPr>
-          <w:ilvl w:val="0"/>
-          <w:numId w:val="22"/>
-        </w:numPr>
-      </w:pPr>
-      <w:r>
-        <w:rPr>
-          <w:b/>
-          <w:bCs/>
-        </w:rPr>
-        <w:t>Key Coursework:</w:t>
-      </w:r>
-      <w:r>
-        <w:t xml:space="preserve"> Engineering Mathematics ($I$ &amp; $II$), Statistical Methods, Data Structures &amp; Algorithms, Machine Learning Theory.</w:t>
-      </w:r>
-    </w:p>
-    <w:p>
-      <w:r>
-        <w:pict w14:anchorId="5A47B9F6">
-          <v:rect id="_x0000_i1200" style="width:0;height:1.5pt" o:hralign="center" o:hrstd="t" o:hr="t" fillcolor="#a0a0a0" stroked="f"/>
-        </w:pict>
-      </w:r>
-    </w:p>
-    <w:p>
-      <w:pPr>
-        <w:rPr>
-          <w:b/>
-          <w:bCs/>
-        </w:rPr>
-      </w:pPr>
-      <w:r>
-        <w:rPr>
-          <w:rFonts w:ascii="Segoe UI Emoji" w:hAnsi="Segoe UI Emoji" w:cs="Segoe UI Emoji"/>
-          <w:b/>
-          <w:bCs/>
-        </w:rPr>
-        <w:t>🔬</w:t>
-      </w:r>
-      <w:r>
-        <w:rPr>
-          <w:b/>
-          <w:bCs/>
-        </w:rPr>
-        <w:t xml:space="preserve"> RESEARCH INTERESTS</w:t>
-      </w:r>
-    </w:p>
-    <w:p>
-      <w:pPr>
-        <w:numPr>
-          <w:ilvl w:val="0"/>
-          <w:numId w:val="23"/>
-        </w:numPr>
-      </w:pPr>
-      <w:r>
-        <w:rPr>
-          <w:b/>
-          <w:bCs/>
-        </w:rPr>
-        <w:t>Explainable AI (XAI):</w:t>
-      </w:r>
-      <w:r>
-        <w:t xml:space="preserve"> Developing transparent "glass-box" models for sensitive sectors like Education and Healthcare.</w:t>
-      </w:r>
-    </w:p>
-    <w:p>
-      <w:pPr>
-        <w:numPr>
-          <w:ilvl w:val="0"/>
-          <w:numId w:val="23"/>
-        </w:numPr>
-      </w:pPr>
-      <w:r>
-        <w:rPr>
-          <w:b/>
-          <w:bCs/>
-        </w:rPr>
-        <w:t>Predictive Analytics:</w:t>
-      </w:r>
-      <w:r>
-        <w:t xml:space="preserve"> Utilizing Bayesian Networks and ensemble learning to forecast user behavior and system performance.</w:t>
-      </w:r>
-    </w:p>
-    <w:p>
-      <w:pPr>
-        <w:numPr>
-          <w:ilvl w:val="0"/>
-          <w:numId w:val="23"/>
-        </w:numPr>
-      </w:pPr>
-      <w:r>
-        <w:rPr>
-          <w:b/>
-          <w:bCs/>
-        </w:rPr>
-        <w:t>Human-Centered AI:</w:t>
-      </w:r>
-      <w:r>
-        <w:t xml:space="preserve"> Bridging the gap between complex algorithmic outputs and human interpretability.</w:t>
-      </w:r>
-    </w:p>
-    <w:p>
-      <w:r>
-        <w:pict w14:anchorId="0CB5F43A">
-          <v:rect id="_x0000_i1201" style="width:0;height:1.5pt" o:hralign="center" o:hrstd="t" o:hr="t" fillcolor="#a0a0a0" stroked="f"/>
-        </w:pict>
-      </w:r>
-    </w:p>
-    <w:p>
-      <w:pPr>
-        <w:rPr>
-          <w:b/>
-          <w:bCs/>
-        </w:rPr>
-      </w:pPr>
-      <w:r>
-        <w:rPr>
-          <w:rFonts w:ascii="Segoe UI Symbol" w:hAnsi="Segoe UI Symbol" w:cs="Segoe UI Symbol"/>
-          <w:b/>
-          <w:bCs/>
-        </w:rPr>
-        <w:t>🛠</w:t>
-      </w:r>
-      <w:r>
-        <w:rPr>
-          <w:b/>
-          <w:bCs/>
-        </w:rPr>
-        <w:t xml:space="preserve"> TECHNICAL SKILLS</w:t>
-      </w:r>
-    </w:p>
-    <w:tbl>
-      <w:tblPr>
-        <w:tblW w:w="0" w:type="auto"/>
-        <w:tblCellSpacing w:w="15" w:type="dxa"/>
-        <w:tblCellMar>
-          <w:top w:w="15" w:type="dxa"/>
-          <w:left w:w="15" w:type="dxa"/>
-          <w:bottom w:w="15" w:type="dxa"/>
-          <w:right w:w="15" w:type="dxa"/>
-        </w:tblCellMar>
-        <w:tblLook w:val="04A0" w:firstRow="1" w:lastRow="0" w:firstColumn="1" w:lastColumn="0" w:noHBand="0" w:noVBand="1"/>
-      </w:tblPr>
-      <w:tblGrid>
-        <w:gridCol w:w="2090"/>
-        <w:gridCol w:w="7254"/>
-      </w:tblGrid>
-      <w:tr>
-        <w:trPr>
-          <w:tblHeader/>
-          <w:tblCellSpacing w:w="15" w:type="dxa"/>
-        </w:trPr>
-        <w:tc>
-          <w:tcPr>
-            <w:tcW w:w="0" w:type="auto"/>
-            <w:tcBorders>
-              <w:top w:val="single" w:sz="6" w:space="0" w:color="auto"/>
-              <w:left w:val="single" w:sz="6" w:space="0" w:color="auto"/>
-              <w:bottom w:val="single" w:sz="6" w:space="0" w:color="auto"/>
-              <w:right w:val="single" w:sz="6" w:space="0" w:color="auto"/>
-            </w:tcBorders>
-            <w:vAlign w:val="center"/>
-            <w:hideMark/>
-          </w:tcPr>
-          <w:p>
-            <w:r>
-              <w:rPr>
-                <w:b/>
-                <w:bCs/>
-              </w:rPr>
-              <w:lastRenderedPageBreak/>
-              <w:t>Category</w:t>
-            </w:r>
-          </w:p>
-        </w:tc>
-        <w:tc>
-          <w:tcPr>
-            <w:tcW w:w="0" w:type="auto"/>
-            <w:tcBorders>
-              <w:top w:val="single" w:sz="6" w:space="0" w:color="auto"/>
-              <w:left w:val="single" w:sz="6" w:space="0" w:color="auto"/>
-              <w:bottom w:val="single" w:sz="6" w:space="0" w:color="auto"/>
-              <w:right w:val="single" w:sz="6" w:space="0" w:color="auto"/>
-            </w:tcBorders>
-            <w:vAlign w:val="center"/>
-            <w:hideMark/>
-          </w:tcPr>
-          <w:p>
-            <w:r>
-              <w:rPr>
-                <w:b/>
-                <w:bCs/>
-              </w:rPr>
-              <w:t>Tools &amp; Technologies</w:t>
-            </w:r>
-          </w:p>
-        </w:tc>
-      </w:tr>
-      <w:tr>
-        <w:trPr>
-          <w:tblCellSpacing w:w="15" w:type="dxa"/>
-        </w:trPr>
-        <w:tc>
-          <w:tcPr>
-            <w:tcW w:w="0" w:type="auto"/>
-            <w:tcBorders>
-              <w:top w:val="single" w:sz="6" w:space="0" w:color="auto"/>
-              <w:left w:val="single" w:sz="6" w:space="0" w:color="auto"/>
-              <w:bottom w:val="single" w:sz="6" w:space="0" w:color="auto"/>
-              <w:right w:val="single" w:sz="6" w:space="0" w:color="auto"/>
-            </w:tcBorders>
-            <w:vAlign w:val="center"/>
-            <w:hideMark/>
-          </w:tcPr>
-          <w:p>
-            <w:r>
-              <w:rPr>
-                <w:b/>
-                <w:bCs/>
-              </w:rPr>
-              <w:t>Programming</w:t>
-            </w:r>
-          </w:p>
-        </w:tc>
-        <w:tc>
-          <w:tcPr>
-            <w:tcW w:w="0" w:type="auto"/>
-            <w:tcBorders>
-              <w:top w:val="single" w:sz="6" w:space="0" w:color="auto"/>
-              <w:left w:val="single" w:sz="6" w:space="0" w:color="auto"/>
-              <w:bottom w:val="single" w:sz="6" w:space="0" w:color="auto"/>
-              <w:right w:val="single" w:sz="6" w:space="0" w:color="auto"/>
-            </w:tcBorders>
-            <w:vAlign w:val="center"/>
-            <w:hideMark/>
-          </w:tcPr>
-          <w:p>
-            <w:r>
-              <w:t xml:space="preserve">Python (Expert), SQL, </w:t>
-            </w:r>
-            <w:proofErr w:type="spellStart"/>
-            <w:r>
-              <w:t>PySpark</w:t>
-            </w:r>
-            <w:proofErr w:type="spellEnd"/>
-            <w:r>
-              <w:t xml:space="preserve"> (Learning)</w:t>
-            </w:r>
-          </w:p>
-        </w:tc>
-      </w:tr>
-      <w:tr>
-        <w:trPr>
-          <w:tblCellSpacing w:w="15" w:type="dxa"/>
-        </w:trPr>
-        <w:tc>
-          <w:tcPr>
-            <w:tcW w:w="0" w:type="auto"/>
-            <w:tcBorders>
-              <w:top w:val="single" w:sz="6" w:space="0" w:color="auto"/>
-              <w:left w:val="single" w:sz="6" w:space="0" w:color="auto"/>
-              <w:bottom w:val="single" w:sz="6" w:space="0" w:color="auto"/>
-              <w:right w:val="single" w:sz="6" w:space="0" w:color="auto"/>
-            </w:tcBorders>
-            <w:vAlign w:val="center"/>
-            <w:hideMark/>
-          </w:tcPr>
-          <w:p>
-            <w:r>
-              <w:rPr>
-                <w:b/>
-                <w:bCs/>
-              </w:rPr>
-              <w:t>Machine Learning</w:t>
-            </w:r>
-          </w:p>
-        </w:tc>
-        <w:tc>
-          <w:tcPr>
-            <w:tcW w:w="0" w:type="auto"/>
-            <w:tcBorders>
-              <w:top w:val="single" w:sz="6" w:space="0" w:color="auto"/>
-              <w:left w:val="single" w:sz="6" w:space="0" w:color="auto"/>
-              <w:bottom w:val="single" w:sz="6" w:space="0" w:color="auto"/>
-              <w:right w:val="single" w:sz="6" w:space="0" w:color="auto"/>
-            </w:tcBorders>
-            <w:vAlign w:val="center"/>
-            <w:hideMark/>
-          </w:tcPr>
-          <w:p>
-            <w:r>
-              <w:t xml:space="preserve">Scikit-learn, Regression (Linear/Logistic), Decision Trees, Random Forest, </w:t>
-            </w:r>
-            <w:proofErr w:type="spellStart"/>
-            <w:r>
-              <w:t>XGBoost</w:t>
-            </w:r>
-            <w:proofErr w:type="spellEnd"/>
-          </w:p>
-        </w:tc>
-      </w:tr>
-      <w:tr>
-        <w:trPr>
-          <w:tblCellSpacing w:w="15" w:type="dxa"/>
-        </w:trPr>
-        <w:tc>
-          <w:tcPr>
-            <w:tcW w:w="0" w:type="auto"/>
-            <w:tcBorders>
-              <w:top w:val="single" w:sz="6" w:space="0" w:color="auto"/>
-              <w:left w:val="single" w:sz="6" w:space="0" w:color="auto"/>
-              <w:bottom w:val="single" w:sz="6" w:space="0" w:color="auto"/>
-              <w:right w:val="single" w:sz="6" w:space="0" w:color="auto"/>
-            </w:tcBorders>
-            <w:vAlign w:val="center"/>
-            <w:hideMark/>
-          </w:tcPr>
-          <w:p>
-            <w:r>
-              <w:rPr>
-                <w:b/>
-                <w:bCs/>
-              </w:rPr>
-              <w:t>Data Science Stack</w:t>
-            </w:r>
-          </w:p>
-        </w:tc>
-        <w:tc>
-          <w:tcPr>
-            <w:tcW w:w="0" w:type="auto"/>
-            <w:tcBorders>
-              <w:top w:val="single" w:sz="6" w:space="0" w:color="auto"/>
-              <w:left w:val="single" w:sz="6" w:space="0" w:color="auto"/>
-              <w:bottom w:val="single" w:sz="6" w:space="0" w:color="auto"/>
-              <w:right w:val="single" w:sz="6" w:space="0" w:color="auto"/>
-            </w:tcBorders>
-            <w:vAlign w:val="center"/>
-            <w:hideMark/>
-          </w:tcPr>
-          <w:p>
-            <w:r>
-              <w:t>Pandas, NumPy, Matplotlib, Seaborn</w:t>
-            </w:r>
-          </w:p>
-        </w:tc>
-      </w:tr>
-      <w:tr>
-        <w:trPr>
-          <w:tblCellSpacing w:w="15" w:type="dxa"/>
-        </w:trPr>
-        <w:tc>
-          <w:tcPr>
-            <w:tcW w:w="0" w:type="auto"/>
-            <w:tcBorders>
-              <w:top w:val="single" w:sz="6" w:space="0" w:color="auto"/>
-              <w:left w:val="single" w:sz="6" w:space="0" w:color="auto"/>
-              <w:bottom w:val="single" w:sz="6" w:space="0" w:color="auto"/>
-              <w:right w:val="single" w:sz="6" w:space="0" w:color="auto"/>
-            </w:tcBorders>
-            <w:vAlign w:val="center"/>
-            <w:hideMark/>
-          </w:tcPr>
-          <w:p>
-            <w:r>
-              <w:rPr>
-                <w:b/>
-                <w:bCs/>
-              </w:rPr>
-              <w:t>Deployment</w:t>
-            </w:r>
-          </w:p>
-        </w:tc>
-        <w:tc>
-          <w:tcPr>
-            <w:tcW w:w="0" w:type="auto"/>
-            <w:tcBorders>
-              <w:top w:val="single" w:sz="6" w:space="0" w:color="auto"/>
-              <w:left w:val="single" w:sz="6" w:space="0" w:color="auto"/>
-              <w:bottom w:val="single" w:sz="6" w:space="0" w:color="auto"/>
-              <w:right w:val="single" w:sz="6" w:space="0" w:color="auto"/>
-            </w:tcBorders>
-            <w:vAlign w:val="center"/>
-            <w:hideMark/>
-          </w:tcPr>
-          <w:p>
-            <w:proofErr w:type="spellStart"/>
-            <w:r>
-              <w:t>Streamlit</w:t>
-            </w:r>
-            <w:proofErr w:type="spellEnd"/>
-            <w:r>
-              <w:t>, Git/GitHub</w:t>
-            </w:r>
-          </w:p>
-        </w:tc>
-      </w:tr>
-      <w:tr>
-        <w:trPr>
-          <w:tblCellSpacing w:w="15" w:type="dxa"/>
-        </w:trPr>
-        <w:tc>
-          <w:tcPr>
-            <w:tcW w:w="0" w:type="auto"/>
-            <w:tcBorders>
-              <w:top w:val="single" w:sz="6" w:space="0" w:color="auto"/>
-              <w:left w:val="single" w:sz="6" w:space="0" w:color="auto"/>
-              <w:bottom w:val="single" w:sz="6" w:space="0" w:color="auto"/>
-              <w:right w:val="single" w:sz="6" w:space="0" w:color="auto"/>
-            </w:tcBorders>
-            <w:vAlign w:val="center"/>
-            <w:hideMark/>
-          </w:tcPr>
-          <w:p>
-            <w:r>
-              <w:rPr>
-                <w:b/>
-                <w:bCs/>
-              </w:rPr>
-              <w:t>Visualization</w:t>
-            </w:r>
-          </w:p>
-        </w:tc>
-        <w:tc>
-          <w:tcPr>
-            <w:tcW w:w="0" w:type="auto"/>
-            <w:tcBorders>
-              <w:top w:val="single" w:sz="6" w:space="0" w:color="auto"/>
-              <w:left w:val="single" w:sz="6" w:space="0" w:color="auto"/>
-              <w:bottom w:val="single" w:sz="6" w:space="0" w:color="auto"/>
-              <w:right w:val="single" w:sz="6" w:space="0" w:color="auto"/>
-            </w:tcBorders>
-            <w:vAlign w:val="center"/>
-            <w:hideMark/>
-          </w:tcPr>
-          <w:p>
-            <w:r>
-              <w:t>Power BI, Tableau, Interactive Dashboards</w:t>
-            </w:r>
-          </w:p>
-        </w:tc>
-      </w:tr>
-    </w:tbl>
-    <w:p>
-      <w:r>
-        <w:pict w14:anchorId="3B671117">
-          <v:rect id="_x0000_i1202" style="width:0;height:1.5pt" o:hralign="center" o:hrstd="t" o:hr="t" fillcolor="#a0a0a0" stroked="f"/>
-        </w:pict>
-      </w:r>
-    </w:p>
-    <w:p>
-      <w:pPr>
-        <w:rPr>
-          <w:b/>
-          <w:bCs/>
-        </w:rPr>
-      </w:pPr>
-      <w:r>
-        <w:rPr>
-          <w:rFonts w:ascii="Segoe UI Emoji" w:hAnsi="Segoe UI Emoji" w:cs="Segoe UI Emoji"/>
-          <w:b/>
-          <w:bCs/>
-        </w:rPr>
-        <w:t>🚀</w:t>
-      </w:r>
-      <w:r>
-        <w:rPr>
-          <w:b/>
-          <w:bCs/>
-        </w:rPr>
-        <w:t xml:space="preserve"> SELECTED PROJECTS</w:t>
-      </w:r>
-    </w:p>
-    <w:p>
-      <w:r>
-        <w:rPr>
-          <w:b/>
-          <w:bCs/>
-        </w:rPr>
-        <w:t>Explainable Customer Churn Prediction App</w:t>
-      </w:r>
-      <w:r>
-        <w:t xml:space="preserve"> * Developed a classification model achieving </w:t>
-      </w:r>
-      <w:r>
-        <w:rPr>
-          <w:b/>
-          <w:bCs/>
-        </w:rPr>
-        <w:t>85% accuracy</w:t>
-      </w:r>
-      <w:r>
-        <w:t xml:space="preserve"> using Scikit-learn.</w:t>
-      </w:r>
-    </w:p>
-    <w:p>
-      <w:pPr>
-        <w:numPr>
-          <w:ilvl w:val="0"/>
-          <w:numId w:val="24"/>
-        </w:numPr>
-      </w:pPr>
-      <w:r>
-        <w:t xml:space="preserve">Implemented feature importance visualizations to explain </w:t>
-      </w:r>
-      <w:r>
-        <w:rPr>
-          <w:i/>
-          <w:iCs/>
-        </w:rPr>
-        <w:t>why</w:t>
-      </w:r>
-      <w:r>
-        <w:t xml:space="preserve"> specific customers were flagged, aligning with XAI principles.</w:t>
-      </w:r>
-    </w:p>
-    <w:p>
-      <w:pPr>
-        <w:numPr>
-          <w:ilvl w:val="0"/>
-          <w:numId w:val="24"/>
-        </w:numPr>
-      </w:pPr>
-      <w:r>
-        <w:rPr>
-          <w:b/>
-          <w:bCs/>
-        </w:rPr>
-        <w:t>Tech:</w:t>
-      </w:r>
-      <w:r>
-        <w:t xml:space="preserve"> Python, </w:t>
-      </w:r>
-      <w:proofErr w:type="spellStart"/>
-      <w:r>
-        <w:t>Streamlit</w:t>
-      </w:r>
-      <w:proofErr w:type="spellEnd"/>
-      <w:r>
-        <w:t>, Pandas.</w:t>
-      </w:r>
-    </w:p>
-    <w:p>
-      <w:r>
-        <w:rPr>
-          <w:b/>
-          <w:bCs/>
-        </w:rPr>
-        <w:t>Student Performance Predictive Modeling</w:t>
-      </w:r>
-      <w:r>
-        <w:t xml:space="preserve"> * Built a predictive engine to identify students "at risk" based on historical data.</w:t>
-      </w:r>
-    </w:p>
-    <w:p>
-      <w:pPr>
-        <w:numPr>
-          <w:ilvl w:val="0"/>
-          <w:numId w:val="25"/>
-        </w:numPr>
-      </w:pPr>
-      <w:r>
-        <w:t>Applied Engineering Mathematics principles to optimize model weights for higher precision in imbalanced datasets.</w:t>
-      </w:r>
-    </w:p>
-    <w:p>
-      <w:r>
-        <w:rPr>
-          <w:b/>
-          <w:bCs/>
-        </w:rPr>
-        <w:t>Real-time Global Weather Intelligence System</w:t>
-      </w:r>
-      <w:r>
-        <w:t xml:space="preserve"> * Engineered a cloud-integrated application providing real-time meteorological data visualization.</w:t>
-      </w:r>
-    </w:p>
-    <w:p>
-      <w:pPr>
-        <w:numPr>
-          <w:ilvl w:val="0"/>
-          <w:numId w:val="26"/>
-        </w:numPr>
-      </w:pPr>
-      <w:r>
-        <w:rPr>
-          <w:b/>
-          <w:bCs/>
-        </w:rPr>
-        <w:t>Link:</w:t>
-      </w:r>
-      <w:r>
-        <w:t xml:space="preserve"> </w:t>
-      </w:r>
-      <w:hyperlink r:id="rId9" w:tgtFrame="_blank" w:history="1">
-        <w:r>
-          <w:rPr>
-            <w:rStyle w:val="Hyperlink"/>
-          </w:rPr>
-          <w:t>Launch Live App</w:t>
-        </w:r>
-      </w:hyperlink>
-    </w:p>
-    <w:p>
-      <w:r>
-        <w:pict w14:anchorId="7C0765C9">
-          <v:rect id="_x0000_i1203" style="width:0;height:1.5pt" o:hralign="center" o:hrstd="t" o:hr="t" fillcolor="#a0a0a0" stroked="f"/>
-        </w:pict>
-      </w:r>
-    </w:p>
-    <w:p>
-      <w:pPr>
-        <w:rPr>
-          <w:b/>
-          <w:bCs/>
-        </w:rPr>
-      </w:pPr>
-      <w:r>
-        <w:rPr>
-          <w:rFonts w:ascii="Segoe UI Emoji" w:hAnsi="Segoe UI Emoji" w:cs="Segoe UI Emoji"/>
-          <w:b/>
-          <w:bCs/>
-        </w:rPr>
-        <w:t>📜</w:t>
-      </w:r>
-      <w:r>
-        <w:rPr>
-          <w:b/>
-          <w:bCs/>
-        </w:rPr>
-        <w:t xml:space="preserve"> CERTIFICATIONS</w:t>
-      </w:r>
-    </w:p>
-    <w:p>
-      <w:pPr>
-        <w:numPr>
-          <w:ilvl w:val="0"/>
-          <w:numId w:val="27"/>
-        </w:numPr>
-      </w:pPr>
-      <w:r>
-        <w:rPr>
-          <w:b/>
-          <w:bCs/>
-        </w:rPr>
-        <w:t>Machine Learning</w:t>
-      </w:r>
-      <w:r>
-        <w:t xml:space="preserve"> – Stanford University (via Coursera)</w:t>
-      </w:r>
-    </w:p>
-    <w:p>
-      <w:pPr>
-        <w:numPr>
-          <w:ilvl w:val="0"/>
-          <w:numId w:val="27"/>
-        </w:numPr>
-      </w:pPr>
-      <w:r>
-        <w:rPr>
-          <w:b/>
-          <w:bCs/>
-        </w:rPr>
-        <w:t>Introduction to Data Science in Python</w:t>
-      </w:r>
-      <w:r>
-        <w:t xml:space="preserve"> – University of Michigan</w:t>
-      </w:r>
-    </w:p>
-    <w:p>
-      <w:pPr>
-        <w:numPr>
-          <w:ilvl w:val="0"/>
-          <w:numId w:val="27"/>
-        </w:numPr>
-      </w:pPr>
-      <w:r>
-        <w:rPr>
-          <w:b/>
-          <w:bCs/>
-        </w:rPr>
-        <w:t>Data Analysis with Python</w:t>
-      </w:r>
-      <w:r>
-        <w:t xml:space="preserve"> – </w:t>
-      </w:r>
-      <w:proofErr w:type="spellStart"/>
-      <w:r>
-        <w:t>freeCodeCamp</w:t>
-      </w:r>
-      <w:proofErr w:type="spellEnd"/>
-    </w:p>
-    <w:p>
-      <w:r>
-        <w:lastRenderedPageBreak/>
-        <w:pict w14:anchorId="42D8C655">
-          <v:rect id="_x0000_i1204" style="width:0;height:1.5pt" o:hralign="center" o:hrstd="t" o:hr="t" fillcolor="#a0a0a0" stroked="f"/>
-        </w:pict>
-      </w:r>
-    </w:p>
-    <w:p>
-      <w:pPr>
-        <w:rPr>
-          <w:b/>
-          <w:bCs/>
-        </w:rPr>
-      </w:pPr>
-      <w:r>
-        <w:rPr>
-          <w:rFonts w:ascii="Segoe UI Emoji" w:hAnsi="Segoe UI Emoji" w:cs="Segoe UI Emoji"/>
-          <w:b/>
-          <w:bCs/>
-        </w:rPr>
-        <w:t>🌟</w:t>
-      </w:r>
-      <w:r>
-        <w:rPr>
-          <w:b/>
-          <w:bCs/>
-        </w:rPr>
-        <w:t xml:space="preserve"> WHY DR. [PROFESSOR NAME]?</w:t>
-      </w:r>
-    </w:p>
-    <w:p>
-      <w:r>
-        <w:rPr>
-          <w:i/>
-          <w:iCs/>
-        </w:rPr>
-        <w:t>(Note: Customize this section for each of the 3 professors I gave you earlier)</w:t>
-      </w:r>
-    </w:p>
-    <w:p>
-      <w:pPr>
-        <w:numPr>
-          <w:ilvl w:val="0"/>
-          <w:numId w:val="28"/>
-        </w:numPr>
-      </w:pPr>
-      <w:r>
-        <w:rPr>
-          <w:b/>
-          <w:bCs/>
-        </w:rPr>
-        <w:t>Dr. Cory Butz:</w:t>
-      </w:r>
-      <w:r>
-        <w:t xml:space="preserve"> Interested in applying your Bayesian Network research to my work in educational predictive analytics.</w:t>
-      </w:r>
-    </w:p>
-    <w:p>
-      <w:pPr>
-        <w:numPr>
-          <w:ilvl w:val="0"/>
-          <w:numId w:val="28"/>
-        </w:numPr>
-      </w:pPr>
-      <w:r>
-        <w:rPr>
-          <w:b/>
-          <w:bCs/>
-        </w:rPr>
-        <w:t>Dr. Daryl Hepting:</w:t>
-      </w:r>
-      <w:r>
-        <w:t xml:space="preserve"> Eager to explore the intersection of your HCI work with my experience in building interactive </w:t>
-      </w:r>
-      <w:proofErr w:type="spellStart"/>
-      <w:r>
-        <w:t>Streamlit</w:t>
-      </w:r>
-      <w:proofErr w:type="spellEnd"/>
-      <w:r>
-        <w:t xml:space="preserve"> dashboards.</w:t>
-      </w:r>
-    </w:p>
-    <w:p>
-      <w:r>
-        <w:pict w14:anchorId="113D7D87">
-          <v:rect id="_x0000_i1205" style="width:0;height:1.5pt" o:hralign="center" o:hrstd="t" o:hr="t" fillcolor="#a0a0a0" stroked="f"/>
-        </w:pict>
-      </w:r>
-    </w:p>
-    <w:p>
-      <w:pPr>
-        <w:rPr>
-          <w:b/>
-          <w:bCs/>
-        </w:rPr>
-      </w:pPr>
-      <w:r>
-        <w:rPr>
-          <w:rFonts w:ascii="Segoe UI Emoji" w:hAnsi="Segoe UI Emoji" w:cs="Segoe UI Emoji"/>
-          <w:b/>
-          <w:bCs/>
-        </w:rPr>
-        <w:t>🏆</w:t>
-      </w:r>
-      <w:r>
-        <w:rPr>
-          <w:b/>
-          <w:bCs/>
-        </w:rPr>
-        <w:t xml:space="preserve"> EXTRACURRICULAR &amp; LEADERSHIP</w:t>
-      </w:r>
-    </w:p>
-    <w:p>
-      <w:pPr>
-        <w:numPr>
-          <w:ilvl w:val="0"/>
-          <w:numId w:val="29"/>
-        </w:numPr>
-      </w:pPr>
-      <w:r>
-        <w:rPr>
-          <w:b/>
-          <w:bCs/>
-        </w:rPr>
-        <w:t>Member, University Data Science Club:</w:t>
-      </w:r>
-      <w:r>
-        <w:t xml:space="preserve"> Actively contributing to peer-learning sessions on algorithmic transparency.</w:t>
-      </w:r>
-    </w:p>
-    <w:p>
-      <w:pPr>
-        <w:numPr>
-          <w:ilvl w:val="0"/>
-          <w:numId w:val="29"/>
-        </w:numPr>
-      </w:pPr>
-      <w:r>
-        <w:rPr>
-          <w:b/>
-          <w:bCs/>
-        </w:rPr>
-        <w:t>Volunteer Data Analyst:</w:t>
-      </w:r>
-      <w:r>
-        <w:t xml:space="preserve"> Assisted local organizations in cleaning and interpreting community-reach datasets.</w:t>
-      </w:r>
-    </w:p>
-    <w:p>
-      <w:r>
-        <w:pict w14:anchorId="7F0564ED">
-          <v:rect id="_x0000_i1206" style="width:0;height:1.5pt" o:hralign="center" o:hrstd="t" o:hr="t" fillcolor="#a0a0a0" stroked="f"/>
-        </w:pict>
-      </w:r>
-    </w:p>
-    <w:p>
-      <w:pPr>
-        <w:rPr>
-          <w:b/>
-          <w:bCs/>
-        </w:rPr>
-      </w:pPr>
-      <w:r>
-        <w:rPr>
-          <w:rFonts w:ascii="Segoe UI Emoji" w:hAnsi="Segoe UI Emoji" w:cs="Segoe UI Emoji"/>
-          <w:b/>
-          <w:bCs/>
-        </w:rPr>
-        <w:t>💡</w:t>
-      </w:r>
-      <w:r>
-        <w:rPr>
-          <w:b/>
-          <w:bCs/>
-        </w:rPr>
-        <w:t xml:space="preserve"> Tips for the Email:</w:t>
-      </w:r>
-    </w:p>
-    <w:p>
-      <w:pPr>
-        <w:numPr>
-          <w:ilvl w:val="0"/>
-          <w:numId w:val="30"/>
-        </w:numPr>
-      </w:pPr>
-      <w:r>
-        <w:rPr>
-          <w:b/>
-          <w:bCs/>
-        </w:rPr>
-        <w:t>Subject Line:</w:t>
-      </w:r>
-      <w:r>
-        <w:t xml:space="preserve"> "Prospective MSc Student: Interest in [Research Area] - Micheal Peters"</w:t>
-      </w:r>
-    </w:p>
-    <w:p>
-      <w:pPr>
-        <w:numPr>
-          <w:ilvl w:val="0"/>
-          <w:numId w:val="30"/>
-        </w:numPr>
-      </w:pPr>
-      <w:r>
-        <w:rPr>
-          <w:b/>
-          <w:bCs/>
-        </w:rPr>
-        <w:t>The Attachment:</w:t>
-      </w:r>
-      <w:r>
-        <w:t xml:space="preserve"> Ensure the PDF version of this CV is named Micheal_Peters_CV_2026.pdf.</w:t>
-      </w:r>
-    </w:p>
-    <w:p>
-      <w:pPr>
-        <w:numPr>
-          <w:ilvl w:val="0"/>
-          <w:numId w:val="30"/>
-        </w:numPr>
-      </w:pPr>
-      <w:r>
-        <w:rPr>
-          <w:b/>
-          <w:bCs/>
-        </w:rPr>
-        <w:t>The Hook:</w:t>
-      </w:r>
-      <w:r>
-        <w:t xml:space="preserve"> Mention that you are currently building an interactive portfolio in </w:t>
-      </w:r>
-      <w:proofErr w:type="spellStart"/>
-      <w:r>
-        <w:t>Streamlit</w:t>
-      </w:r>
-      <w:proofErr w:type="spellEnd"/>
-      <w:r>
-        <w:t xml:space="preserve">—professors love seeing that you can </w:t>
-      </w:r>
-      <w:proofErr w:type="gramStart"/>
-      <w:r>
-        <w:t>actually deploy</w:t>
-      </w:r>
-      <w:proofErr w:type="gramEnd"/>
-      <w:r>
-        <w:t xml:space="preserve"> what you build.</w:t>
-      </w:r>
-    </w:p>
-    <w:p/>
     <w:sectPr>
       <w:pgSz w:w="12240" w:h="15840"/>
       <w:pgMar w:top="1440" w:right="1440" w:bottom="1440" w:left="1440" w:header="720" w:footer="720" w:gutter="0"/>
@@ -7898,6 +5154,7 @@
   <w:style w:type="character" w:default="1" w:styleId="DefaultParagraphFont">
     <w:name w:val="Default Paragraph Font"/>
     <w:uiPriority w:val="1"/>
+    <w:semiHidden/>
     <w:unhideWhenUsed/>
   </w:style>
   <w:style w:type="table" w:default="1" w:styleId="TableNormal">
